--- a/AI TEACHER_timetable.docx
+++ b/AI TEACHER_timetable.docx
@@ -7,7 +7,12 @@
         <w:pStyle w:val="Title"/>
       </w:pPr>
       <w:r>
-        <w:t>Teacher Timetable - AI TEACHER</w:t>
+        <w:t>Teacher Timetable — AI TEACHER</w:t>
+      </w:r>
+    </w:p>
+    <w:p>
+      <w:r>
+        <w:t>Total Weekly Periods: 8</w:t>
       </w:r>
     </w:p>
     <w:tbl>
@@ -17,17 +22,19 @@
         <w:tblLook w:firstColumn="1" w:firstRow="1" w:lastColumn="0" w:lastRow="0" w:noHBand="0" w:noVBand="1" w:val="04A0"/>
       </w:tblPr>
       <w:tblGrid>
-        <w:gridCol w:w="1440"/>
-        <w:gridCol w:w="1440"/>
-        <w:gridCol w:w="1440"/>
-        <w:gridCol w:w="1440"/>
-        <w:gridCol w:w="1440"/>
-        <w:gridCol w:w="1440"/>
+        <w:gridCol w:w="1080"/>
+        <w:gridCol w:w="1080"/>
+        <w:gridCol w:w="1080"/>
+        <w:gridCol w:w="1080"/>
+        <w:gridCol w:w="1080"/>
+        <w:gridCol w:w="1080"/>
+        <w:gridCol w:w="1080"/>
+        <w:gridCol w:w="1080"/>
       </w:tblGrid>
       <w:tr>
         <w:tc>
           <w:tcPr>
-            <w:tcW w:type="dxa" w:w="1440"/>
+            <w:tcW w:type="dxa" w:w="1080"/>
           </w:tcPr>
           <w:p>
             <w:r>
@@ -37,51 +44,71 @@
         </w:tc>
         <w:tc>
           <w:tcPr>
-            <w:tcW w:type="dxa" w:w="1440"/>
+            <w:tcW w:type="dxa" w:w="1080"/>
           </w:tcPr>
           <w:p>
             <w:r>
-              <w:t>Monday</w:t>
+              <w:t>Mon-Thu Time</w:t>
             </w:r>
           </w:p>
         </w:tc>
         <w:tc>
           <w:tcPr>
-            <w:tcW w:type="dxa" w:w="1440"/>
+            <w:tcW w:type="dxa" w:w="1080"/>
           </w:tcPr>
           <w:p>
             <w:r>
-              <w:t>Tuesday</w:t>
+              <w:t>Mon</w:t>
             </w:r>
           </w:p>
         </w:tc>
         <w:tc>
           <w:tcPr>
-            <w:tcW w:type="dxa" w:w="1440"/>
+            <w:tcW w:type="dxa" w:w="1080"/>
           </w:tcPr>
           <w:p>
             <w:r>
-              <w:t>Wednesday</w:t>
+              <w:t>Tue</w:t>
             </w:r>
           </w:p>
         </w:tc>
         <w:tc>
           <w:tcPr>
-            <w:tcW w:type="dxa" w:w="1440"/>
+            <w:tcW w:type="dxa" w:w="1080"/>
           </w:tcPr>
           <w:p>
             <w:r>
-              <w:t>Thursday</w:t>
+              <w:t>Wed</w:t>
             </w:r>
           </w:p>
         </w:tc>
         <w:tc>
           <w:tcPr>
-            <w:tcW w:type="dxa" w:w="1440"/>
+            <w:tcW w:type="dxa" w:w="1080"/>
           </w:tcPr>
           <w:p>
             <w:r>
-              <w:t>Friday</w:t>
+              <w:t>Thu</w:t>
+            </w:r>
+          </w:p>
+        </w:tc>
+        <w:tc>
+          <w:tcPr>
+            <w:tcW w:type="dxa" w:w="1080"/>
+          </w:tcPr>
+          <w:p>
+            <w:r>
+              <w:t>Fri</w:t>
+            </w:r>
+          </w:p>
+        </w:tc>
+        <w:tc>
+          <w:tcPr>
+            <w:tcW w:type="dxa" w:w="1080"/>
+          </w:tcPr>
+          <w:p>
+            <w:r>
+              <w:t>Fri Time</w:t>
             </w:r>
           </w:p>
         </w:tc>
@@ -89,7 +116,7 @@
       <w:tr>
         <w:tc>
           <w:tcPr>
-            <w:tcW w:type="dxa" w:w="1440"/>
+            <w:tcW w:type="dxa" w:w="1080"/>
           </w:tcPr>
           <w:p>
             <w:r>
@@ -99,7 +126,17 @@
         </w:tc>
         <w:tc>
           <w:tcPr>
-            <w:tcW w:type="dxa" w:w="1440"/>
+            <w:tcW w:type="dxa" w:w="1080"/>
+          </w:tcPr>
+          <w:p>
+            <w:r>
+              <w:t>8:00-8:50</w:t>
+            </w:r>
+          </w:p>
+        </w:tc>
+        <w:tc>
+          <w:tcPr>
+            <w:tcW w:type="dxa" w:w="1080"/>
           </w:tcPr>
           <w:p>
             <w:r/>
@@ -107,7 +144,7 @@
         </w:tc>
         <w:tc>
           <w:tcPr>
-            <w:tcW w:type="dxa" w:w="1440"/>
+            <w:tcW w:type="dxa" w:w="1080"/>
           </w:tcPr>
           <w:p>
             <w:r/>
@@ -115,7 +152,7 @@
         </w:tc>
         <w:tc>
           <w:tcPr>
-            <w:tcW w:type="dxa" w:w="1440"/>
+            <w:tcW w:type="dxa" w:w="1080"/>
           </w:tcPr>
           <w:p>
             <w:r/>
@@ -123,7 +160,7 @@
         </w:tc>
         <w:tc>
           <w:tcPr>
-            <w:tcW w:type="dxa" w:w="1440"/>
+            <w:tcW w:type="dxa" w:w="1080"/>
           </w:tcPr>
           <w:p>
             <w:r>
@@ -135,17 +172,27 @@
         </w:tc>
         <w:tc>
           <w:tcPr>
-            <w:tcW w:type="dxa" w:w="1440"/>
+            <w:tcW w:type="dxa" w:w="1080"/>
           </w:tcPr>
           <w:p>
             <w:r/>
+          </w:p>
+        </w:tc>
+        <w:tc>
+          <w:tcPr>
+            <w:tcW w:type="dxa" w:w="1080"/>
+          </w:tcPr>
+          <w:p>
+            <w:r>
+              <w:t>8:00-8:40</w:t>
+            </w:r>
           </w:p>
         </w:tc>
       </w:tr>
       <w:tr>
         <w:tc>
           <w:tcPr>
-            <w:tcW w:type="dxa" w:w="1440"/>
+            <w:tcW w:type="dxa" w:w="1080"/>
           </w:tcPr>
           <w:p>
             <w:r>
@@ -155,7 +202,17 @@
         </w:tc>
         <w:tc>
           <w:tcPr>
-            <w:tcW w:type="dxa" w:w="1440"/>
+            <w:tcW w:type="dxa" w:w="1080"/>
+          </w:tcPr>
+          <w:p>
+            <w:r>
+              <w:t>8:50-9:30</w:t>
+            </w:r>
+          </w:p>
+        </w:tc>
+        <w:tc>
+          <w:tcPr>
+            <w:tcW w:type="dxa" w:w="1080"/>
           </w:tcPr>
           <w:p>
             <w:r/>
@@ -163,7 +220,7 @@
         </w:tc>
         <w:tc>
           <w:tcPr>
-            <w:tcW w:type="dxa" w:w="1440"/>
+            <w:tcW w:type="dxa" w:w="1080"/>
           </w:tcPr>
           <w:p>
             <w:r/>
@@ -171,7 +228,7 @@
         </w:tc>
         <w:tc>
           <w:tcPr>
-            <w:tcW w:type="dxa" w:w="1440"/>
+            <w:tcW w:type="dxa" w:w="1080"/>
           </w:tcPr>
           <w:p>
             <w:r/>
@@ -179,7 +236,7 @@
         </w:tc>
         <w:tc>
           <w:tcPr>
-            <w:tcW w:type="dxa" w:w="1440"/>
+            <w:tcW w:type="dxa" w:w="1080"/>
           </w:tcPr>
           <w:p>
             <w:r/>
@@ -187,17 +244,27 @@
         </w:tc>
         <w:tc>
           <w:tcPr>
-            <w:tcW w:type="dxa" w:w="1440"/>
+            <w:tcW w:type="dxa" w:w="1080"/>
           </w:tcPr>
           <w:p>
             <w:r/>
+          </w:p>
+        </w:tc>
+        <w:tc>
+          <w:tcPr>
+            <w:tcW w:type="dxa" w:w="1080"/>
+          </w:tcPr>
+          <w:p>
+            <w:r>
+              <w:t>8:40-9:15</w:t>
+            </w:r>
           </w:p>
         </w:tc>
       </w:tr>
       <w:tr>
         <w:tc>
           <w:tcPr>
-            <w:tcW w:type="dxa" w:w="1440"/>
+            <w:tcW w:type="dxa" w:w="1080"/>
           </w:tcPr>
           <w:p>
             <w:r>
@@ -207,7 +274,17 @@
         </w:tc>
         <w:tc>
           <w:tcPr>
-            <w:tcW w:type="dxa" w:w="1440"/>
+            <w:tcW w:type="dxa" w:w="1080"/>
+          </w:tcPr>
+          <w:p>
+            <w:r>
+              <w:t>9:30-10:10</w:t>
+            </w:r>
+          </w:p>
+        </w:tc>
+        <w:tc>
+          <w:tcPr>
+            <w:tcW w:type="dxa" w:w="1080"/>
           </w:tcPr>
           <w:p>
             <w:r>
@@ -219,7 +296,7 @@
         </w:tc>
         <w:tc>
           <w:tcPr>
-            <w:tcW w:type="dxa" w:w="1440"/>
+            <w:tcW w:type="dxa" w:w="1080"/>
           </w:tcPr>
           <w:p>
             <w:r/>
@@ -227,7 +304,7 @@
         </w:tc>
         <w:tc>
           <w:tcPr>
-            <w:tcW w:type="dxa" w:w="1440"/>
+            <w:tcW w:type="dxa" w:w="1080"/>
           </w:tcPr>
           <w:p>
             <w:r/>
@@ -235,7 +312,7 @@
         </w:tc>
         <w:tc>
           <w:tcPr>
-            <w:tcW w:type="dxa" w:w="1440"/>
+            <w:tcW w:type="dxa" w:w="1080"/>
           </w:tcPr>
           <w:p>
             <w:r>
@@ -247,17 +324,27 @@
         </w:tc>
         <w:tc>
           <w:tcPr>
-            <w:tcW w:type="dxa" w:w="1440"/>
+            <w:tcW w:type="dxa" w:w="1080"/>
           </w:tcPr>
           <w:p>
             <w:r/>
+          </w:p>
+        </w:tc>
+        <w:tc>
+          <w:tcPr>
+            <w:tcW w:type="dxa" w:w="1080"/>
+          </w:tcPr>
+          <w:p>
+            <w:r>
+              <w:t>9:15-9:50</w:t>
+            </w:r>
           </w:p>
         </w:tc>
       </w:tr>
       <w:tr>
         <w:tc>
           <w:tcPr>
-            <w:tcW w:type="dxa" w:w="1440"/>
+            <w:tcW w:type="dxa" w:w="1080"/>
           </w:tcPr>
           <w:p>
             <w:r>
@@ -267,7 +354,17 @@
         </w:tc>
         <w:tc>
           <w:tcPr>
-            <w:tcW w:type="dxa" w:w="1440"/>
+            <w:tcW w:type="dxa" w:w="1080"/>
+          </w:tcPr>
+          <w:p>
+            <w:r>
+              <w:t>10:10-10:50</w:t>
+            </w:r>
+          </w:p>
+        </w:tc>
+        <w:tc>
+          <w:tcPr>
+            <w:tcW w:type="dxa" w:w="1080"/>
           </w:tcPr>
           <w:p>
             <w:r/>
@@ -275,7 +372,7 @@
         </w:tc>
         <w:tc>
           <w:tcPr>
-            <w:tcW w:type="dxa" w:w="1440"/>
+            <w:tcW w:type="dxa" w:w="1080"/>
           </w:tcPr>
           <w:p>
             <w:r>
@@ -287,7 +384,7 @@
         </w:tc>
         <w:tc>
           <w:tcPr>
-            <w:tcW w:type="dxa" w:w="1440"/>
+            <w:tcW w:type="dxa" w:w="1080"/>
           </w:tcPr>
           <w:p>
             <w:r/>
@@ -295,7 +392,7 @@
         </w:tc>
         <w:tc>
           <w:tcPr>
-            <w:tcW w:type="dxa" w:w="1440"/>
+            <w:tcW w:type="dxa" w:w="1080"/>
           </w:tcPr>
           <w:p>
             <w:r/>
@@ -303,17 +400,27 @@
         </w:tc>
         <w:tc>
           <w:tcPr>
-            <w:tcW w:type="dxa" w:w="1440"/>
+            <w:tcW w:type="dxa" w:w="1080"/>
           </w:tcPr>
           <w:p>
             <w:r/>
+          </w:p>
+        </w:tc>
+        <w:tc>
+          <w:tcPr>
+            <w:tcW w:type="dxa" w:w="1080"/>
+          </w:tcPr>
+          <w:p>
+            <w:r>
+              <w:t>9:50-10:25</w:t>
+            </w:r>
           </w:p>
         </w:tc>
       </w:tr>
       <w:tr>
         <w:tc>
           <w:tcPr>
-            <w:tcW w:type="dxa" w:w="1440"/>
+            <w:tcW w:type="dxa" w:w="1080"/>
           </w:tcPr>
           <w:p>
             <w:r>
@@ -323,7 +430,17 @@
         </w:tc>
         <w:tc>
           <w:tcPr>
-            <w:tcW w:type="dxa" w:w="1440"/>
+            <w:tcW w:type="dxa" w:w="1080"/>
+          </w:tcPr>
+          <w:p>
+            <w:r>
+              <w:t>10:50-11:30</w:t>
+            </w:r>
+          </w:p>
+        </w:tc>
+        <w:tc>
+          <w:tcPr>
+            <w:tcW w:type="dxa" w:w="1080"/>
           </w:tcPr>
           <w:p>
             <w:r/>
@@ -331,7 +448,7 @@
         </w:tc>
         <w:tc>
           <w:tcPr>
-            <w:tcW w:type="dxa" w:w="1440"/>
+            <w:tcW w:type="dxa" w:w="1080"/>
           </w:tcPr>
           <w:p>
             <w:r/>
@@ -339,7 +456,7 @@
         </w:tc>
         <w:tc>
           <w:tcPr>
-            <w:tcW w:type="dxa" w:w="1440"/>
+            <w:tcW w:type="dxa" w:w="1080"/>
           </w:tcPr>
           <w:p>
             <w:r/>
@@ -347,7 +464,7 @@
         </w:tc>
         <w:tc>
           <w:tcPr>
-            <w:tcW w:type="dxa" w:w="1440"/>
+            <w:tcW w:type="dxa" w:w="1080"/>
           </w:tcPr>
           <w:p>
             <w:r/>
@@ -355,17 +472,7 @@
         </w:tc>
         <w:tc>
           <w:tcPr>
-            <w:tcW w:type="dxa" w:w="1440"/>
-          </w:tcPr>
-          <w:p>
-            <w:r/>
-          </w:p>
-        </w:tc>
-      </w:tr>
-      <w:tr>
-        <w:tc>
-          <w:tcPr>
-            <w:tcW w:type="dxa" w:w="1440"/>
+            <w:tcW w:type="dxa" w:w="1080"/>
           </w:tcPr>
           <w:p>
             <w:r>
@@ -375,7 +482,39 @@
         </w:tc>
         <w:tc>
           <w:tcPr>
-            <w:tcW w:type="dxa" w:w="1440"/>
+            <w:tcW w:type="dxa" w:w="1080"/>
+          </w:tcPr>
+          <w:p>
+            <w:r>
+              <w:t>10:55-11:35</w:t>
+            </w:r>
+          </w:p>
+        </w:tc>
+      </w:tr>
+      <w:tr>
+        <w:tc>
+          <w:tcPr>
+            <w:tcW w:type="dxa" w:w="1080"/>
+          </w:tcPr>
+          <w:p>
+            <w:r>
+              <w:t>Lunch</w:t>
+            </w:r>
+          </w:p>
+        </w:tc>
+        <w:tc>
+          <w:tcPr>
+            <w:tcW w:type="dxa" w:w="1080"/>
+          </w:tcPr>
+          <w:p>
+            <w:r>
+              <w:t>11:30-12:00</w:t>
+            </w:r>
+          </w:p>
+        </w:tc>
+        <w:tc>
+          <w:tcPr>
+            <w:tcW w:type="dxa" w:w="1080"/>
           </w:tcPr>
           <w:p>
             <w:r/>
@@ -383,7 +522,7 @@
         </w:tc>
         <w:tc>
           <w:tcPr>
-            <w:tcW w:type="dxa" w:w="1440"/>
+            <w:tcW w:type="dxa" w:w="1080"/>
           </w:tcPr>
           <w:p>
             <w:r/>
@@ -391,7 +530,7 @@
         </w:tc>
         <w:tc>
           <w:tcPr>
-            <w:tcW w:type="dxa" w:w="1440"/>
+            <w:tcW w:type="dxa" w:w="1080"/>
           </w:tcPr>
           <w:p>
             <w:r/>
@@ -399,7 +538,7 @@
         </w:tc>
         <w:tc>
           <w:tcPr>
-            <w:tcW w:type="dxa" w:w="1440"/>
+            <w:tcW w:type="dxa" w:w="1080"/>
           </w:tcPr>
           <w:p>
             <w:r/>
@@ -407,17 +546,27 @@
         </w:tc>
         <w:tc>
           <w:tcPr>
-            <w:tcW w:type="dxa" w:w="1440"/>
+            <w:tcW w:type="dxa" w:w="1080"/>
           </w:tcPr>
           <w:p>
             <w:r/>
+          </w:p>
+        </w:tc>
+        <w:tc>
+          <w:tcPr>
+            <w:tcW w:type="dxa" w:w="1080"/>
+          </w:tcPr>
+          <w:p>
+            <w:r>
+              <w:t>10:25-10:55</w:t>
+            </w:r>
           </w:p>
         </w:tc>
       </w:tr>
       <w:tr>
         <w:tc>
           <w:tcPr>
-            <w:tcW w:type="dxa" w:w="1440"/>
+            <w:tcW w:type="dxa" w:w="1080"/>
           </w:tcPr>
           <w:p>
             <w:r>
@@ -427,7 +576,17 @@
         </w:tc>
         <w:tc>
           <w:tcPr>
-            <w:tcW w:type="dxa" w:w="1440"/>
+            <w:tcW w:type="dxa" w:w="1080"/>
+          </w:tcPr>
+          <w:p>
+            <w:r>
+              <w:t>12:00-12:40</w:t>
+            </w:r>
+          </w:p>
+        </w:tc>
+        <w:tc>
+          <w:tcPr>
+            <w:tcW w:type="dxa" w:w="1080"/>
           </w:tcPr>
           <w:p>
             <w:r>
@@ -439,7 +598,7 @@
         </w:tc>
         <w:tc>
           <w:tcPr>
-            <w:tcW w:type="dxa" w:w="1440"/>
+            <w:tcW w:type="dxa" w:w="1080"/>
           </w:tcPr>
           <w:p>
             <w:r/>
@@ -447,7 +606,7 @@
         </w:tc>
         <w:tc>
           <w:tcPr>
-            <w:tcW w:type="dxa" w:w="1440"/>
+            <w:tcW w:type="dxa" w:w="1080"/>
           </w:tcPr>
           <w:p>
             <w:r>
@@ -459,7 +618,7 @@
         </w:tc>
         <w:tc>
           <w:tcPr>
-            <w:tcW w:type="dxa" w:w="1440"/>
+            <w:tcW w:type="dxa" w:w="1080"/>
           </w:tcPr>
           <w:p>
             <w:r/>
@@ -467,17 +626,27 @@
         </w:tc>
         <w:tc>
           <w:tcPr>
-            <w:tcW w:type="dxa" w:w="1440"/>
+            <w:tcW w:type="dxa" w:w="1080"/>
           </w:tcPr>
           <w:p>
             <w:r/>
+          </w:p>
+        </w:tc>
+        <w:tc>
+          <w:tcPr>
+            <w:tcW w:type="dxa" w:w="1080"/>
+          </w:tcPr>
+          <w:p>
+            <w:r>
+              <w:t>11:35-12:15</w:t>
+            </w:r>
           </w:p>
         </w:tc>
       </w:tr>
       <w:tr>
         <w:tc>
           <w:tcPr>
-            <w:tcW w:type="dxa" w:w="1440"/>
+            <w:tcW w:type="dxa" w:w="1080"/>
           </w:tcPr>
           <w:p>
             <w:r>
@@ -487,7 +656,17 @@
         </w:tc>
         <w:tc>
           <w:tcPr>
-            <w:tcW w:type="dxa" w:w="1440"/>
+            <w:tcW w:type="dxa" w:w="1080"/>
+          </w:tcPr>
+          <w:p>
+            <w:r>
+              <w:t>12:40-1:20</w:t>
+            </w:r>
+          </w:p>
+        </w:tc>
+        <w:tc>
+          <w:tcPr>
+            <w:tcW w:type="dxa" w:w="1080"/>
           </w:tcPr>
           <w:p>
             <w:r/>
@@ -495,7 +674,7 @@
         </w:tc>
         <w:tc>
           <w:tcPr>
-            <w:tcW w:type="dxa" w:w="1440"/>
+            <w:tcW w:type="dxa" w:w="1080"/>
           </w:tcPr>
           <w:p>
             <w:r/>
@@ -503,7 +682,7 @@
         </w:tc>
         <w:tc>
           <w:tcPr>
-            <w:tcW w:type="dxa" w:w="1440"/>
+            <w:tcW w:type="dxa" w:w="1080"/>
           </w:tcPr>
           <w:p>
             <w:r/>
@@ -511,7 +690,7 @@
         </w:tc>
         <w:tc>
           <w:tcPr>
-            <w:tcW w:type="dxa" w:w="1440"/>
+            <w:tcW w:type="dxa" w:w="1080"/>
           </w:tcPr>
           <w:p>
             <w:r>
@@ -523,7 +702,15 @@
         </w:tc>
         <w:tc>
           <w:tcPr>
-            <w:tcW w:type="dxa" w:w="1440"/>
+            <w:tcW w:type="dxa" w:w="1080"/>
+          </w:tcPr>
+          <w:p>
+            <w:r/>
+          </w:p>
+        </w:tc>
+        <w:tc>
+          <w:tcPr>
+            <w:tcW w:type="dxa" w:w="1080"/>
           </w:tcPr>
           <w:p>
             <w:r/>
@@ -533,7 +720,7 @@
       <w:tr>
         <w:tc>
           <w:tcPr>
-            <w:tcW w:type="dxa" w:w="1440"/>
+            <w:tcW w:type="dxa" w:w="1080"/>
           </w:tcPr>
           <w:p>
             <w:r>
@@ -543,7 +730,17 @@
         </w:tc>
         <w:tc>
           <w:tcPr>
-            <w:tcW w:type="dxa" w:w="1440"/>
+            <w:tcW w:type="dxa" w:w="1080"/>
+          </w:tcPr>
+          <w:p>
+            <w:r>
+              <w:t>1:20-2:00</w:t>
+            </w:r>
+          </w:p>
+        </w:tc>
+        <w:tc>
+          <w:tcPr>
+            <w:tcW w:type="dxa" w:w="1080"/>
           </w:tcPr>
           <w:p>
             <w:r/>
@@ -551,7 +748,7 @@
         </w:tc>
         <w:tc>
           <w:tcPr>
-            <w:tcW w:type="dxa" w:w="1440"/>
+            <w:tcW w:type="dxa" w:w="1080"/>
           </w:tcPr>
           <w:p>
             <w:r>
@@ -563,7 +760,7 @@
         </w:tc>
         <w:tc>
           <w:tcPr>
-            <w:tcW w:type="dxa" w:w="1440"/>
+            <w:tcW w:type="dxa" w:w="1080"/>
           </w:tcPr>
           <w:p>
             <w:r/>
@@ -571,7 +768,7 @@
         </w:tc>
         <w:tc>
           <w:tcPr>
-            <w:tcW w:type="dxa" w:w="1440"/>
+            <w:tcW w:type="dxa" w:w="1080"/>
           </w:tcPr>
           <w:p>
             <w:r/>
@@ -579,7 +776,15 @@
         </w:tc>
         <w:tc>
           <w:tcPr>
-            <w:tcW w:type="dxa" w:w="1440"/>
+            <w:tcW w:type="dxa" w:w="1080"/>
+          </w:tcPr>
+          <w:p>
+            <w:r/>
+          </w:p>
+        </w:tc>
+        <w:tc>
+          <w:tcPr>
+            <w:tcW w:type="dxa" w:w="1080"/>
           </w:tcPr>
           <w:p>
             <w:r/>

--- a/AI TEACHER_timetable.docx
+++ b/AI TEACHER_timetable.docx
@@ -163,11 +163,7 @@
             <w:tcW w:type="dxa" w:w="1080"/>
           </w:tcPr>
           <w:p>
-            <w:r>
-              <w:t>6A</w:t>
-              <w:br/>
-              <w:t>AI</w:t>
-            </w:r>
+            <w:r/>
           </w:p>
         </w:tc>
         <w:tc>
@@ -215,7 +211,11 @@
             <w:tcW w:type="dxa" w:w="1080"/>
           </w:tcPr>
           <w:p>
-            <w:r/>
+            <w:r>
+              <w:t>7A</w:t>
+              <w:br/>
+              <w:t>AI</w:t>
+            </w:r>
           </w:p>
         </w:tc>
         <w:tc>
@@ -239,7 +239,11 @@
             <w:tcW w:type="dxa" w:w="1080"/>
           </w:tcPr>
           <w:p>
-            <w:r/>
+            <w:r>
+              <w:t>8A</w:t>
+              <w:br/>
+              <w:t>AI</w:t>
+            </w:r>
           </w:p>
         </w:tc>
         <w:tc>
@@ -247,7 +251,11 @@
             <w:tcW w:type="dxa" w:w="1080"/>
           </w:tcPr>
           <w:p>
-            <w:r/>
+            <w:r>
+              <w:t>6B</w:t>
+              <w:br/>
+              <w:t>AI</w:t>
+            </w:r>
           </w:p>
         </w:tc>
         <w:tc>
@@ -287,11 +295,7 @@
             <w:tcW w:type="dxa" w:w="1080"/>
           </w:tcPr>
           <w:p>
-            <w:r>
-              <w:t>8A</w:t>
-              <w:br/>
-              <w:t>AI</w:t>
-            </w:r>
+            <w:r/>
           </w:p>
         </w:tc>
         <w:tc>
@@ -315,11 +319,7 @@
             <w:tcW w:type="dxa" w:w="1080"/>
           </w:tcPr>
           <w:p>
-            <w:r>
-              <w:t>8A</w:t>
-              <w:br/>
-              <w:t>AI</w:t>
-            </w:r>
+            <w:r/>
           </w:p>
         </w:tc>
         <w:tc>
@@ -395,7 +395,11 @@
             <w:tcW w:type="dxa" w:w="1080"/>
           </w:tcPr>
           <w:p>
-            <w:r/>
+            <w:r>
+              <w:t>8A</w:t>
+              <w:br/>
+              <w:t>AI</w:t>
+            </w:r>
           </w:p>
         </w:tc>
         <w:tc>
@@ -424,58 +428,6 @@
           </w:tcPr>
           <w:p>
             <w:r>
-              <w:t>P5</w:t>
-            </w:r>
-          </w:p>
-        </w:tc>
-        <w:tc>
-          <w:tcPr>
-            <w:tcW w:type="dxa" w:w="1080"/>
-          </w:tcPr>
-          <w:p>
-            <w:r>
-              <w:t>10:50-11:30</w:t>
-            </w:r>
-          </w:p>
-        </w:tc>
-        <w:tc>
-          <w:tcPr>
-            <w:tcW w:type="dxa" w:w="1080"/>
-          </w:tcPr>
-          <w:p>
-            <w:r/>
-          </w:p>
-        </w:tc>
-        <w:tc>
-          <w:tcPr>
-            <w:tcW w:type="dxa" w:w="1080"/>
-          </w:tcPr>
-          <w:p>
-            <w:r/>
-          </w:p>
-        </w:tc>
-        <w:tc>
-          <w:tcPr>
-            <w:tcW w:type="dxa" w:w="1080"/>
-          </w:tcPr>
-          <w:p>
-            <w:r/>
-          </w:p>
-        </w:tc>
-        <w:tc>
-          <w:tcPr>
-            <w:tcW w:type="dxa" w:w="1080"/>
-          </w:tcPr>
-          <w:p>
-            <w:r/>
-          </w:p>
-        </w:tc>
-        <w:tc>
-          <w:tcPr>
-            <w:tcW w:type="dxa" w:w="1080"/>
-          </w:tcPr>
-          <w:p>
-            <w:r>
               <w:t>Lunch</w:t>
             </w:r>
           </w:p>
@@ -486,29 +438,7 @@
           </w:tcPr>
           <w:p>
             <w:r>
-              <w:t>10:55-11:35</w:t>
-            </w:r>
-          </w:p>
-        </w:tc>
-      </w:tr>
-      <w:tr>
-        <w:tc>
-          <w:tcPr>
-            <w:tcW w:type="dxa" w:w="1080"/>
-          </w:tcPr>
-          <w:p>
-            <w:r>
-              <w:t>Lunch</w:t>
-            </w:r>
-          </w:p>
-        </w:tc>
-        <w:tc>
-          <w:tcPr>
-            <w:tcW w:type="dxa" w:w="1080"/>
-          </w:tcPr>
-          <w:p>
-            <w:r>
-              <w:t>11:30-12:00</w:t>
+              <w:t>10:50-11:20</w:t>
             </w:r>
           </w:p>
         </w:tc>
@@ -570,7 +500,7 @@
           </w:tcPr>
           <w:p>
             <w:r>
-              <w:t>P6</w:t>
+              <w:t>P5</w:t>
             </w:r>
           </w:p>
         </w:tc>
@@ -580,7 +510,7 @@
           </w:tcPr>
           <w:p>
             <w:r>
-              <w:t>12:00-12:40</w:t>
+              <w:t>11:20-12:00</w:t>
             </w:r>
           </w:p>
         </w:tc>
@@ -589,11 +519,15 @@
             <w:tcW w:type="dxa" w:w="1080"/>
           </w:tcPr>
           <w:p>
-            <w:r>
-              <w:t>6B</w:t>
-              <w:br/>
-              <w:t>AI</w:t>
-            </w:r>
+            <w:r/>
+          </w:p>
+        </w:tc>
+        <w:tc>
+          <w:tcPr>
+            <w:tcW w:type="dxa" w:w="1080"/>
+          </w:tcPr>
+          <w:p>
+            <w:r/>
           </w:p>
         </w:tc>
         <w:tc>
@@ -629,7 +563,75 @@
             <w:tcW w:type="dxa" w:w="1080"/>
           </w:tcPr>
           <w:p>
+            <w:r>
+              <w:t>10:55-11:35</w:t>
+            </w:r>
+          </w:p>
+        </w:tc>
+      </w:tr>
+      <w:tr>
+        <w:tc>
+          <w:tcPr>
+            <w:tcW w:type="dxa" w:w="1080"/>
+          </w:tcPr>
+          <w:p>
+            <w:r>
+              <w:t>P6</w:t>
+            </w:r>
+          </w:p>
+        </w:tc>
+        <w:tc>
+          <w:tcPr>
+            <w:tcW w:type="dxa" w:w="1080"/>
+          </w:tcPr>
+          <w:p>
+            <w:r>
+              <w:t>12:00-12:40</w:t>
+            </w:r>
+          </w:p>
+        </w:tc>
+        <w:tc>
+          <w:tcPr>
+            <w:tcW w:type="dxa" w:w="1080"/>
+          </w:tcPr>
+          <w:p>
             <w:r/>
+          </w:p>
+        </w:tc>
+        <w:tc>
+          <w:tcPr>
+            <w:tcW w:type="dxa" w:w="1080"/>
+          </w:tcPr>
+          <w:p>
+            <w:r/>
+          </w:p>
+        </w:tc>
+        <w:tc>
+          <w:tcPr>
+            <w:tcW w:type="dxa" w:w="1080"/>
+          </w:tcPr>
+          <w:p>
+            <w:r/>
+          </w:p>
+        </w:tc>
+        <w:tc>
+          <w:tcPr>
+            <w:tcW w:type="dxa" w:w="1080"/>
+          </w:tcPr>
+          <w:p>
+            <w:r/>
+          </w:p>
+        </w:tc>
+        <w:tc>
+          <w:tcPr>
+            <w:tcW w:type="dxa" w:w="1080"/>
+          </w:tcPr>
+          <w:p>
+            <w:r>
+              <w:t>6A</w:t>
+              <w:br/>
+              <w:t>AI</w:t>
+            </w:r>
           </w:p>
         </w:tc>
         <w:tc>
@@ -693,11 +695,7 @@
             <w:tcW w:type="dxa" w:w="1080"/>
           </w:tcPr>
           <w:p>
-            <w:r>
-              <w:t>7A</w:t>
-              <w:br/>
-              <w:t>AI</w:t>
-            </w:r>
+            <w:r/>
           </w:p>
         </w:tc>
         <w:tc>
@@ -751,11 +749,7 @@
             <w:tcW w:type="dxa" w:w="1080"/>
           </w:tcPr>
           <w:p>
-            <w:r>
-              <w:t>7A</w:t>
-              <w:br/>
-              <w:t>AI</w:t>
-            </w:r>
+            <w:r/>
           </w:p>
         </w:tc>
         <w:tc>
@@ -771,7 +765,11 @@
             <w:tcW w:type="dxa" w:w="1080"/>
           </w:tcPr>
           <w:p>
-            <w:r/>
+            <w:r>
+              <w:t>7A</w:t>
+              <w:br/>
+              <w:t>AI</w:t>
+            </w:r>
           </w:p>
         </w:tc>
         <w:tc>

--- a/AI TEACHER_timetable.docx
+++ b/AI TEACHER_timetable.docx
@@ -22,92 +22,116 @@
         <w:tblLook w:firstColumn="1" w:firstRow="1" w:lastColumn="0" w:lastRow="0" w:noHBand="0" w:noVBand="1" w:val="04A0"/>
       </w:tblPr>
       <w:tblGrid>
-        <w:gridCol w:w="1080"/>
-        <w:gridCol w:w="1080"/>
-        <w:gridCol w:w="1080"/>
-        <w:gridCol w:w="1080"/>
-        <w:gridCol w:w="1080"/>
-        <w:gridCol w:w="1080"/>
-        <w:gridCol w:w="1080"/>
-        <w:gridCol w:w="1080"/>
+        <w:gridCol w:w="1530"/>
+        <w:gridCol w:w="1530"/>
+        <w:gridCol w:w="1530"/>
+        <w:gridCol w:w="1530"/>
+        <w:gridCol w:w="1530"/>
+        <w:gridCol w:w="1530"/>
+        <w:gridCol w:w="1530"/>
+        <w:gridCol w:w="1530"/>
       </w:tblGrid>
       <w:tr>
         <w:tc>
           <w:tcPr>
-            <w:tcW w:type="dxa" w:w="1080"/>
+            <w:tcW w:type="dxa" w:w="1530"/>
           </w:tcPr>
           <w:p>
             <w:r>
+              <w:rPr>
+                <w:b/>
+              </w:rPr>
               <w:t>Period</w:t>
             </w:r>
           </w:p>
         </w:tc>
         <w:tc>
           <w:tcPr>
-            <w:tcW w:type="dxa" w:w="1080"/>
+            <w:tcW w:type="dxa" w:w="1530"/>
           </w:tcPr>
           <w:p>
             <w:r>
-              <w:t>Mon-Thu Time</w:t>
+              <w:rPr>
+                <w:b/>
+              </w:rPr>
+              <w:t>Mon-Wed Time</w:t>
             </w:r>
           </w:p>
         </w:tc>
         <w:tc>
           <w:tcPr>
-            <w:tcW w:type="dxa" w:w="1080"/>
+            <w:tcW w:type="dxa" w:w="1530"/>
           </w:tcPr>
           <w:p>
             <w:r>
+              <w:rPr>
+                <w:b/>
+              </w:rPr>
               <w:t>Mon</w:t>
             </w:r>
           </w:p>
         </w:tc>
         <w:tc>
           <w:tcPr>
-            <w:tcW w:type="dxa" w:w="1080"/>
+            <w:tcW w:type="dxa" w:w="1530"/>
           </w:tcPr>
           <w:p>
             <w:r>
+              <w:rPr>
+                <w:b/>
+              </w:rPr>
               <w:t>Tue</w:t>
             </w:r>
           </w:p>
         </w:tc>
         <w:tc>
           <w:tcPr>
-            <w:tcW w:type="dxa" w:w="1080"/>
+            <w:tcW w:type="dxa" w:w="1530"/>
           </w:tcPr>
           <w:p>
             <w:r>
+              <w:rPr>
+                <w:b/>
+              </w:rPr>
               <w:t>Wed</w:t>
             </w:r>
           </w:p>
         </w:tc>
         <w:tc>
           <w:tcPr>
-            <w:tcW w:type="dxa" w:w="1080"/>
+            <w:tcW w:type="dxa" w:w="1530"/>
           </w:tcPr>
           <w:p>
             <w:r>
+              <w:rPr>
+                <w:b/>
+              </w:rPr>
               <w:t>Thu</w:t>
             </w:r>
           </w:p>
         </w:tc>
         <w:tc>
           <w:tcPr>
-            <w:tcW w:type="dxa" w:w="1080"/>
+            <w:tcW w:type="dxa" w:w="1530"/>
           </w:tcPr>
           <w:p>
             <w:r>
+              <w:rPr>
+                <w:b/>
+              </w:rPr>
               <w:t>Fri</w:t>
             </w:r>
           </w:p>
         </w:tc>
         <w:tc>
           <w:tcPr>
-            <w:tcW w:type="dxa" w:w="1080"/>
+            <w:tcW w:type="dxa" w:w="1530"/>
           </w:tcPr>
           <w:p>
             <w:r>
+              <w:rPr>
+                <w:b/>
+              </w:rPr>
               <w:t>Fri Time</w:t>
             </w:r>
           </w:p>
@@ -116,7 +140,7 @@
       <w:tr>
         <w:tc>
           <w:tcPr>
-            <w:tcW w:type="dxa" w:w="1080"/>
+            <w:tcW w:type="dxa" w:w="1530"/>
           </w:tcPr>
           <w:p>
             <w:r>
@@ -126,7 +150,7 @@
         </w:tc>
         <w:tc>
           <w:tcPr>
-            <w:tcW w:type="dxa" w:w="1080"/>
+            <w:tcW w:type="dxa" w:w="1530"/>
           </w:tcPr>
           <w:p>
             <w:r>
@@ -136,7 +160,7 @@
         </w:tc>
         <w:tc>
           <w:tcPr>
-            <w:tcW w:type="dxa" w:w="1080"/>
+            <w:tcW w:type="dxa" w:w="1530"/>
           </w:tcPr>
           <w:p>
             <w:r/>
@@ -144,7 +168,7 @@
         </w:tc>
         <w:tc>
           <w:tcPr>
-            <w:tcW w:type="dxa" w:w="1080"/>
+            <w:tcW w:type="dxa" w:w="1530"/>
           </w:tcPr>
           <w:p>
             <w:r/>
@@ -152,7 +176,7 @@
         </w:tc>
         <w:tc>
           <w:tcPr>
-            <w:tcW w:type="dxa" w:w="1080"/>
+            <w:tcW w:type="dxa" w:w="1530"/>
           </w:tcPr>
           <w:p>
             <w:r/>
@@ -160,7 +184,7 @@
         </w:tc>
         <w:tc>
           <w:tcPr>
-            <w:tcW w:type="dxa" w:w="1080"/>
+            <w:tcW w:type="dxa" w:w="1530"/>
           </w:tcPr>
           <w:p>
             <w:r/>
@@ -168,7 +192,7 @@
         </w:tc>
         <w:tc>
           <w:tcPr>
-            <w:tcW w:type="dxa" w:w="1080"/>
+            <w:tcW w:type="dxa" w:w="1530"/>
           </w:tcPr>
           <w:p>
             <w:r/>
@@ -176,7 +200,7 @@
         </w:tc>
         <w:tc>
           <w:tcPr>
-            <w:tcW w:type="dxa" w:w="1080"/>
+            <w:tcW w:type="dxa" w:w="1530"/>
           </w:tcPr>
           <w:p>
             <w:r>
@@ -188,7 +212,7 @@
       <w:tr>
         <w:tc>
           <w:tcPr>
-            <w:tcW w:type="dxa" w:w="1080"/>
+            <w:tcW w:type="dxa" w:w="1530"/>
           </w:tcPr>
           <w:p>
             <w:r>
@@ -198,7 +222,7 @@
         </w:tc>
         <w:tc>
           <w:tcPr>
-            <w:tcW w:type="dxa" w:w="1080"/>
+            <w:tcW w:type="dxa" w:w="1530"/>
           </w:tcPr>
           <w:p>
             <w:r>
@@ -208,7 +232,7 @@
         </w:tc>
         <w:tc>
           <w:tcPr>
-            <w:tcW w:type="dxa" w:w="1080"/>
+            <w:tcW w:type="dxa" w:w="1530"/>
           </w:tcPr>
           <w:p>
             <w:r>
@@ -220,7 +244,7 @@
         </w:tc>
         <w:tc>
           <w:tcPr>
-            <w:tcW w:type="dxa" w:w="1080"/>
+            <w:tcW w:type="dxa" w:w="1530"/>
           </w:tcPr>
           <w:p>
             <w:r/>
@@ -228,7 +252,19 @@
         </w:tc>
         <w:tc>
           <w:tcPr>
-            <w:tcW w:type="dxa" w:w="1080"/>
+            <w:tcW w:type="dxa" w:w="1530"/>
+          </w:tcPr>
+          <w:p>
+            <w:r>
+              <w:t>6B</w:t>
+              <w:br/>
+              <w:t>AI</w:t>
+            </w:r>
+          </w:p>
+        </w:tc>
+        <w:tc>
+          <w:tcPr>
+            <w:tcW w:type="dxa" w:w="1530"/>
           </w:tcPr>
           <w:p>
             <w:r/>
@@ -236,7 +272,343 @@
         </w:tc>
         <w:tc>
           <w:tcPr>
-            <w:tcW w:type="dxa" w:w="1080"/>
+            <w:tcW w:type="dxa" w:w="1530"/>
+          </w:tcPr>
+          <w:p>
+            <w:r/>
+          </w:p>
+        </w:tc>
+        <w:tc>
+          <w:tcPr>
+            <w:tcW w:type="dxa" w:w="1530"/>
+          </w:tcPr>
+          <w:p>
+            <w:r>
+              <w:t>8:40-9:15</w:t>
+            </w:r>
+          </w:p>
+        </w:tc>
+      </w:tr>
+      <w:tr>
+        <w:tc>
+          <w:tcPr>
+            <w:tcW w:type="dxa" w:w="1530"/>
+          </w:tcPr>
+          <w:p>
+            <w:r>
+              <w:t>P3</w:t>
+            </w:r>
+          </w:p>
+        </w:tc>
+        <w:tc>
+          <w:tcPr>
+            <w:tcW w:type="dxa" w:w="1530"/>
+          </w:tcPr>
+          <w:p>
+            <w:r>
+              <w:t>9:30-10:10</w:t>
+            </w:r>
+          </w:p>
+        </w:tc>
+        <w:tc>
+          <w:tcPr>
+            <w:tcW w:type="dxa" w:w="1530"/>
+          </w:tcPr>
+          <w:p>
+            <w:r/>
+          </w:p>
+        </w:tc>
+        <w:tc>
+          <w:tcPr>
+            <w:tcW w:type="dxa" w:w="1530"/>
+          </w:tcPr>
+          <w:p>
+            <w:r/>
+          </w:p>
+        </w:tc>
+        <w:tc>
+          <w:tcPr>
+            <w:tcW w:type="dxa" w:w="1530"/>
+          </w:tcPr>
+          <w:p>
+            <w:r/>
+          </w:p>
+        </w:tc>
+        <w:tc>
+          <w:tcPr>
+            <w:tcW w:type="dxa" w:w="1530"/>
+          </w:tcPr>
+          <w:p>
+            <w:r>
+              <w:t>6A</w:t>
+              <w:br/>
+              <w:t>AI</w:t>
+            </w:r>
+          </w:p>
+        </w:tc>
+        <w:tc>
+          <w:tcPr>
+            <w:tcW w:type="dxa" w:w="1530"/>
+          </w:tcPr>
+          <w:p>
+            <w:r/>
+          </w:p>
+        </w:tc>
+        <w:tc>
+          <w:tcPr>
+            <w:tcW w:type="dxa" w:w="1530"/>
+          </w:tcPr>
+          <w:p>
+            <w:r>
+              <w:t>9:15-9:50</w:t>
+            </w:r>
+          </w:p>
+        </w:tc>
+      </w:tr>
+      <w:tr>
+        <w:tc>
+          <w:tcPr>
+            <w:tcW w:type="dxa" w:w="1530"/>
+          </w:tcPr>
+          <w:p>
+            <w:r>
+              <w:t>P4</w:t>
+            </w:r>
+          </w:p>
+        </w:tc>
+        <w:tc>
+          <w:tcPr>
+            <w:tcW w:type="dxa" w:w="1530"/>
+          </w:tcPr>
+          <w:p>
+            <w:r>
+              <w:t>10:10-10:50</w:t>
+            </w:r>
+          </w:p>
+        </w:tc>
+        <w:tc>
+          <w:tcPr>
+            <w:tcW w:type="dxa" w:w="1530"/>
+          </w:tcPr>
+          <w:p>
+            <w:r/>
+          </w:p>
+        </w:tc>
+        <w:tc>
+          <w:tcPr>
+            <w:tcW w:type="dxa" w:w="1530"/>
+          </w:tcPr>
+          <w:p>
+            <w:r>
+              <w:t>6B</w:t>
+              <w:br/>
+              <w:t>AI</w:t>
+            </w:r>
+          </w:p>
+        </w:tc>
+        <w:tc>
+          <w:tcPr>
+            <w:tcW w:type="dxa" w:w="1530"/>
+          </w:tcPr>
+          <w:p>
+            <w:r/>
+          </w:p>
+        </w:tc>
+        <w:tc>
+          <w:tcPr>
+            <w:tcW w:type="dxa" w:w="1530"/>
+          </w:tcPr>
+          <w:p>
+            <w:r/>
+          </w:p>
+        </w:tc>
+        <w:tc>
+          <w:tcPr>
+            <w:tcW w:type="dxa" w:w="1530"/>
+          </w:tcPr>
+          <w:p>
+            <w:r/>
+          </w:p>
+        </w:tc>
+        <w:tc>
+          <w:tcPr>
+            <w:tcW w:type="dxa" w:w="1530"/>
+          </w:tcPr>
+          <w:p>
+            <w:r>
+              <w:t>9:50-10:25</w:t>
+            </w:r>
+          </w:p>
+        </w:tc>
+      </w:tr>
+      <w:tr>
+        <w:tc>
+          <w:tcPr>
+            <w:tcW w:type="dxa" w:w="1530"/>
+          </w:tcPr>
+          <w:p>
+            <w:r>
+              <w:t>Lunch</w:t>
+            </w:r>
+          </w:p>
+        </w:tc>
+        <w:tc>
+          <w:tcPr>
+            <w:tcW w:type="dxa" w:w="1530"/>
+          </w:tcPr>
+          <w:p>
+            <w:r>
+              <w:t>10:50-11:20</w:t>
+            </w:r>
+          </w:p>
+        </w:tc>
+        <w:tc>
+          <w:tcPr>
+            <w:tcW w:type="dxa" w:w="1530"/>
+          </w:tcPr>
+          <w:p>
+            <w:r/>
+          </w:p>
+        </w:tc>
+        <w:tc>
+          <w:tcPr>
+            <w:tcW w:type="dxa" w:w="1530"/>
+          </w:tcPr>
+          <w:p>
+            <w:r/>
+          </w:p>
+        </w:tc>
+        <w:tc>
+          <w:tcPr>
+            <w:tcW w:type="dxa" w:w="1530"/>
+          </w:tcPr>
+          <w:p>
+            <w:r/>
+          </w:p>
+        </w:tc>
+        <w:tc>
+          <w:tcPr>
+            <w:tcW w:type="dxa" w:w="1530"/>
+          </w:tcPr>
+          <w:p>
+            <w:r/>
+          </w:p>
+        </w:tc>
+        <w:tc>
+          <w:tcPr>
+            <w:tcW w:type="dxa" w:w="1530"/>
+          </w:tcPr>
+          <w:p>
+            <w:r/>
+          </w:p>
+        </w:tc>
+        <w:tc>
+          <w:tcPr>
+            <w:tcW w:type="dxa" w:w="1530"/>
+          </w:tcPr>
+          <w:p>
+            <w:r>
+              <w:t>10:25-10:55</w:t>
+            </w:r>
+          </w:p>
+        </w:tc>
+      </w:tr>
+      <w:tr>
+        <w:tc>
+          <w:tcPr>
+            <w:tcW w:type="dxa" w:w="1530"/>
+          </w:tcPr>
+          <w:p>
+            <w:r>
+              <w:t>P5</w:t>
+            </w:r>
+          </w:p>
+        </w:tc>
+        <w:tc>
+          <w:tcPr>
+            <w:tcW w:type="dxa" w:w="1530"/>
+          </w:tcPr>
+          <w:p>
+            <w:r>
+              <w:t>11:20-12:00</w:t>
+            </w:r>
+          </w:p>
+        </w:tc>
+        <w:tc>
+          <w:tcPr>
+            <w:tcW w:type="dxa" w:w="1530"/>
+          </w:tcPr>
+          <w:p>
+            <w:r/>
+          </w:p>
+        </w:tc>
+        <w:tc>
+          <w:tcPr>
+            <w:tcW w:type="dxa" w:w="1530"/>
+          </w:tcPr>
+          <w:p>
+            <w:r/>
+          </w:p>
+        </w:tc>
+        <w:tc>
+          <w:tcPr>
+            <w:tcW w:type="dxa" w:w="1530"/>
+          </w:tcPr>
+          <w:p>
+            <w:r/>
+          </w:p>
+        </w:tc>
+        <w:tc>
+          <w:tcPr>
+            <w:tcW w:type="dxa" w:w="1530"/>
+          </w:tcPr>
+          <w:p>
+            <w:r/>
+          </w:p>
+        </w:tc>
+        <w:tc>
+          <w:tcPr>
+            <w:tcW w:type="dxa" w:w="1530"/>
+          </w:tcPr>
+          <w:p>
+            <w:r/>
+          </w:p>
+        </w:tc>
+        <w:tc>
+          <w:tcPr>
+            <w:tcW w:type="dxa" w:w="1530"/>
+          </w:tcPr>
+          <w:p>
+            <w:r>
+              <w:t>10:55-11:35</w:t>
+            </w:r>
+          </w:p>
+        </w:tc>
+      </w:tr>
+      <w:tr>
+        <w:tc>
+          <w:tcPr>
+            <w:tcW w:type="dxa" w:w="1530"/>
+          </w:tcPr>
+          <w:p>
+            <w:r>
+              <w:t>P6</w:t>
+            </w:r>
+          </w:p>
+        </w:tc>
+        <w:tc>
+          <w:tcPr>
+            <w:tcW w:type="dxa" w:w="1530"/>
+          </w:tcPr>
+          <w:p>
+            <w:r>
+              <w:t>12:00-12:40</w:t>
+            </w:r>
+          </w:p>
+        </w:tc>
+        <w:tc>
+          <w:tcPr>
+            <w:tcW w:type="dxa" w:w="1530"/>
           </w:tcPr>
           <w:p>
             <w:r>
@@ -248,131 +620,7 @@
         </w:tc>
         <w:tc>
           <w:tcPr>
-            <w:tcW w:type="dxa" w:w="1080"/>
-          </w:tcPr>
-          <w:p>
-            <w:r>
-              <w:t>6B</w:t>
-              <w:br/>
-              <w:t>AI</w:t>
-            </w:r>
-          </w:p>
-        </w:tc>
-        <w:tc>
-          <w:tcPr>
-            <w:tcW w:type="dxa" w:w="1080"/>
-          </w:tcPr>
-          <w:p>
-            <w:r>
-              <w:t>8:40-9:15</w:t>
-            </w:r>
-          </w:p>
-        </w:tc>
-      </w:tr>
-      <w:tr>
-        <w:tc>
-          <w:tcPr>
-            <w:tcW w:type="dxa" w:w="1080"/>
-          </w:tcPr>
-          <w:p>
-            <w:r>
-              <w:t>P3</w:t>
-            </w:r>
-          </w:p>
-        </w:tc>
-        <w:tc>
-          <w:tcPr>
-            <w:tcW w:type="dxa" w:w="1080"/>
-          </w:tcPr>
-          <w:p>
-            <w:r>
-              <w:t>9:30-10:10</w:t>
-            </w:r>
-          </w:p>
-        </w:tc>
-        <w:tc>
-          <w:tcPr>
-            <w:tcW w:type="dxa" w:w="1080"/>
-          </w:tcPr>
-          <w:p>
-            <w:r/>
-          </w:p>
-        </w:tc>
-        <w:tc>
-          <w:tcPr>
-            <w:tcW w:type="dxa" w:w="1080"/>
-          </w:tcPr>
-          <w:p>
-            <w:r/>
-          </w:p>
-        </w:tc>
-        <w:tc>
-          <w:tcPr>
-            <w:tcW w:type="dxa" w:w="1080"/>
-          </w:tcPr>
-          <w:p>
-            <w:r/>
-          </w:p>
-        </w:tc>
-        <w:tc>
-          <w:tcPr>
-            <w:tcW w:type="dxa" w:w="1080"/>
-          </w:tcPr>
-          <w:p>
-            <w:r/>
-          </w:p>
-        </w:tc>
-        <w:tc>
-          <w:tcPr>
-            <w:tcW w:type="dxa" w:w="1080"/>
-          </w:tcPr>
-          <w:p>
-            <w:r/>
-          </w:p>
-        </w:tc>
-        <w:tc>
-          <w:tcPr>
-            <w:tcW w:type="dxa" w:w="1080"/>
-          </w:tcPr>
-          <w:p>
-            <w:r>
-              <w:t>9:15-9:50</w:t>
-            </w:r>
-          </w:p>
-        </w:tc>
-      </w:tr>
-      <w:tr>
-        <w:tc>
-          <w:tcPr>
-            <w:tcW w:type="dxa" w:w="1080"/>
-          </w:tcPr>
-          <w:p>
-            <w:r>
-              <w:t>P4</w:t>
-            </w:r>
-          </w:p>
-        </w:tc>
-        <w:tc>
-          <w:tcPr>
-            <w:tcW w:type="dxa" w:w="1080"/>
-          </w:tcPr>
-          <w:p>
-            <w:r>
-              <w:t>10:10-10:50</w:t>
-            </w:r>
-          </w:p>
-        </w:tc>
-        <w:tc>
-          <w:tcPr>
-            <w:tcW w:type="dxa" w:w="1080"/>
-          </w:tcPr>
-          <w:p>
-            <w:r/>
-          </w:p>
-        </w:tc>
-        <w:tc>
-          <w:tcPr>
-            <w:tcW w:type="dxa" w:w="1080"/>
+            <w:tcW w:type="dxa" w:w="1530"/>
           </w:tcPr>
           <w:p>
             <w:r>
@@ -384,7 +632,7 @@
         </w:tc>
         <w:tc>
           <w:tcPr>
-            <w:tcW w:type="dxa" w:w="1080"/>
+            <w:tcW w:type="dxa" w:w="1530"/>
           </w:tcPr>
           <w:p>
             <w:r/>
@@ -392,7 +640,7 @@
         </w:tc>
         <w:tc>
           <w:tcPr>
-            <w:tcW w:type="dxa" w:w="1080"/>
+            <w:tcW w:type="dxa" w:w="1530"/>
           </w:tcPr>
           <w:p>
             <w:r>
@@ -404,7 +652,7 @@
         </w:tc>
         <w:tc>
           <w:tcPr>
-            <w:tcW w:type="dxa" w:w="1080"/>
+            <w:tcW w:type="dxa" w:w="1530"/>
           </w:tcPr>
           <w:p>
             <w:r/>
@@ -412,231 +660,7 @@
         </w:tc>
         <w:tc>
           <w:tcPr>
-            <w:tcW w:type="dxa" w:w="1080"/>
-          </w:tcPr>
-          <w:p>
-            <w:r>
-              <w:t>9:50-10:25</w:t>
-            </w:r>
-          </w:p>
-        </w:tc>
-      </w:tr>
-      <w:tr>
-        <w:tc>
-          <w:tcPr>
-            <w:tcW w:type="dxa" w:w="1080"/>
-          </w:tcPr>
-          <w:p>
-            <w:r>
-              <w:t>Lunch</w:t>
-            </w:r>
-          </w:p>
-        </w:tc>
-        <w:tc>
-          <w:tcPr>
-            <w:tcW w:type="dxa" w:w="1080"/>
-          </w:tcPr>
-          <w:p>
-            <w:r>
-              <w:t>10:50-11:20</w:t>
-            </w:r>
-          </w:p>
-        </w:tc>
-        <w:tc>
-          <w:tcPr>
-            <w:tcW w:type="dxa" w:w="1080"/>
-          </w:tcPr>
-          <w:p>
-            <w:r/>
-          </w:p>
-        </w:tc>
-        <w:tc>
-          <w:tcPr>
-            <w:tcW w:type="dxa" w:w="1080"/>
-          </w:tcPr>
-          <w:p>
-            <w:r/>
-          </w:p>
-        </w:tc>
-        <w:tc>
-          <w:tcPr>
-            <w:tcW w:type="dxa" w:w="1080"/>
-          </w:tcPr>
-          <w:p>
-            <w:r/>
-          </w:p>
-        </w:tc>
-        <w:tc>
-          <w:tcPr>
-            <w:tcW w:type="dxa" w:w="1080"/>
-          </w:tcPr>
-          <w:p>
-            <w:r/>
-          </w:p>
-        </w:tc>
-        <w:tc>
-          <w:tcPr>
-            <w:tcW w:type="dxa" w:w="1080"/>
-          </w:tcPr>
-          <w:p>
-            <w:r/>
-          </w:p>
-        </w:tc>
-        <w:tc>
-          <w:tcPr>
-            <w:tcW w:type="dxa" w:w="1080"/>
-          </w:tcPr>
-          <w:p>
-            <w:r>
-              <w:t>10:25-10:55</w:t>
-            </w:r>
-          </w:p>
-        </w:tc>
-      </w:tr>
-      <w:tr>
-        <w:tc>
-          <w:tcPr>
-            <w:tcW w:type="dxa" w:w="1080"/>
-          </w:tcPr>
-          <w:p>
-            <w:r>
-              <w:t>P5</w:t>
-            </w:r>
-          </w:p>
-        </w:tc>
-        <w:tc>
-          <w:tcPr>
-            <w:tcW w:type="dxa" w:w="1080"/>
-          </w:tcPr>
-          <w:p>
-            <w:r>
-              <w:t>11:20-12:00</w:t>
-            </w:r>
-          </w:p>
-        </w:tc>
-        <w:tc>
-          <w:tcPr>
-            <w:tcW w:type="dxa" w:w="1080"/>
-          </w:tcPr>
-          <w:p>
-            <w:r/>
-          </w:p>
-        </w:tc>
-        <w:tc>
-          <w:tcPr>
-            <w:tcW w:type="dxa" w:w="1080"/>
-          </w:tcPr>
-          <w:p>
-            <w:r/>
-          </w:p>
-        </w:tc>
-        <w:tc>
-          <w:tcPr>
-            <w:tcW w:type="dxa" w:w="1080"/>
-          </w:tcPr>
-          <w:p>
-            <w:r/>
-          </w:p>
-        </w:tc>
-        <w:tc>
-          <w:tcPr>
-            <w:tcW w:type="dxa" w:w="1080"/>
-          </w:tcPr>
-          <w:p>
-            <w:r>
-              <w:t>6B</w:t>
-              <w:br/>
-              <w:t>AI</w:t>
-            </w:r>
-          </w:p>
-        </w:tc>
-        <w:tc>
-          <w:tcPr>
-            <w:tcW w:type="dxa" w:w="1080"/>
-          </w:tcPr>
-          <w:p>
-            <w:r/>
-          </w:p>
-        </w:tc>
-        <w:tc>
-          <w:tcPr>
-            <w:tcW w:type="dxa" w:w="1080"/>
-          </w:tcPr>
-          <w:p>
-            <w:r>
-              <w:t>10:55-11:35</w:t>
-            </w:r>
-          </w:p>
-        </w:tc>
-      </w:tr>
-      <w:tr>
-        <w:tc>
-          <w:tcPr>
-            <w:tcW w:type="dxa" w:w="1080"/>
-          </w:tcPr>
-          <w:p>
-            <w:r>
-              <w:t>P6</w:t>
-            </w:r>
-          </w:p>
-        </w:tc>
-        <w:tc>
-          <w:tcPr>
-            <w:tcW w:type="dxa" w:w="1080"/>
-          </w:tcPr>
-          <w:p>
-            <w:r>
-              <w:t>12:00-12:40</w:t>
-            </w:r>
-          </w:p>
-        </w:tc>
-        <w:tc>
-          <w:tcPr>
-            <w:tcW w:type="dxa" w:w="1080"/>
-          </w:tcPr>
-          <w:p>
-            <w:r/>
-          </w:p>
-        </w:tc>
-        <w:tc>
-          <w:tcPr>
-            <w:tcW w:type="dxa" w:w="1080"/>
-          </w:tcPr>
-          <w:p>
-            <w:r/>
-          </w:p>
-        </w:tc>
-        <w:tc>
-          <w:tcPr>
-            <w:tcW w:type="dxa" w:w="1080"/>
-          </w:tcPr>
-          <w:p>
-            <w:r/>
-          </w:p>
-        </w:tc>
-        <w:tc>
-          <w:tcPr>
-            <w:tcW w:type="dxa" w:w="1080"/>
-          </w:tcPr>
-          <w:p>
-            <w:r/>
-          </w:p>
-        </w:tc>
-        <w:tc>
-          <w:tcPr>
-            <w:tcW w:type="dxa" w:w="1080"/>
-          </w:tcPr>
-          <w:p>
-            <w:r>
-              <w:t>6A</w:t>
-              <w:br/>
-              <w:t>AI</w:t>
-            </w:r>
-          </w:p>
-        </w:tc>
-        <w:tc>
-          <w:tcPr>
-            <w:tcW w:type="dxa" w:w="1080"/>
+            <w:tcW w:type="dxa" w:w="1530"/>
           </w:tcPr>
           <w:p>
             <w:r>
@@ -648,7 +672,7 @@
       <w:tr>
         <w:tc>
           <w:tcPr>
-            <w:tcW w:type="dxa" w:w="1080"/>
+            <w:tcW w:type="dxa" w:w="1530"/>
           </w:tcPr>
           <w:p>
             <w:r>
@@ -658,7 +682,7 @@
         </w:tc>
         <w:tc>
           <w:tcPr>
-            <w:tcW w:type="dxa" w:w="1080"/>
+            <w:tcW w:type="dxa" w:w="1530"/>
           </w:tcPr>
           <w:p>
             <w:r>
@@ -668,7 +692,7 @@
         </w:tc>
         <w:tc>
           <w:tcPr>
-            <w:tcW w:type="dxa" w:w="1080"/>
+            <w:tcW w:type="dxa" w:w="1530"/>
           </w:tcPr>
           <w:p>
             <w:r/>
@@ -676,7 +700,7 @@
         </w:tc>
         <w:tc>
           <w:tcPr>
-            <w:tcW w:type="dxa" w:w="1080"/>
+            <w:tcW w:type="dxa" w:w="1530"/>
           </w:tcPr>
           <w:p>
             <w:r/>
@@ -684,7 +708,7 @@
         </w:tc>
         <w:tc>
           <w:tcPr>
-            <w:tcW w:type="dxa" w:w="1080"/>
+            <w:tcW w:type="dxa" w:w="1530"/>
           </w:tcPr>
           <w:p>
             <w:r/>
@@ -692,7 +716,7 @@
         </w:tc>
         <w:tc>
           <w:tcPr>
-            <w:tcW w:type="dxa" w:w="1080"/>
+            <w:tcW w:type="dxa" w:w="1530"/>
           </w:tcPr>
           <w:p>
             <w:r/>
@@ -700,7 +724,7 @@
         </w:tc>
         <w:tc>
           <w:tcPr>
-            <w:tcW w:type="dxa" w:w="1080"/>
+            <w:tcW w:type="dxa" w:w="1530"/>
           </w:tcPr>
           <w:p>
             <w:r/>
@@ -708,7 +732,7 @@
         </w:tc>
         <w:tc>
           <w:tcPr>
-            <w:tcW w:type="dxa" w:w="1080"/>
+            <w:tcW w:type="dxa" w:w="1530"/>
           </w:tcPr>
           <w:p>
             <w:r/>
@@ -718,7 +742,7 @@
       <w:tr>
         <w:tc>
           <w:tcPr>
-            <w:tcW w:type="dxa" w:w="1080"/>
+            <w:tcW w:type="dxa" w:w="1530"/>
           </w:tcPr>
           <w:p>
             <w:r>
@@ -728,7 +752,7 @@
         </w:tc>
         <w:tc>
           <w:tcPr>
-            <w:tcW w:type="dxa" w:w="1080"/>
+            <w:tcW w:type="dxa" w:w="1530"/>
           </w:tcPr>
           <w:p>
             <w:r>
@@ -738,7 +762,7 @@
         </w:tc>
         <w:tc>
           <w:tcPr>
-            <w:tcW w:type="dxa" w:w="1080"/>
+            <w:tcW w:type="dxa" w:w="1530"/>
           </w:tcPr>
           <w:p>
             <w:r/>
@@ -746,7 +770,7 @@
         </w:tc>
         <w:tc>
           <w:tcPr>
-            <w:tcW w:type="dxa" w:w="1080"/>
+            <w:tcW w:type="dxa" w:w="1530"/>
           </w:tcPr>
           <w:p>
             <w:r/>
@@ -754,15 +778,7 @@
         </w:tc>
         <w:tc>
           <w:tcPr>
-            <w:tcW w:type="dxa" w:w="1080"/>
-          </w:tcPr>
-          <w:p>
-            <w:r/>
-          </w:p>
-        </w:tc>
-        <w:tc>
-          <w:tcPr>
-            <w:tcW w:type="dxa" w:w="1080"/>
+            <w:tcW w:type="dxa" w:w="1530"/>
           </w:tcPr>
           <w:p>
             <w:r>
@@ -774,7 +790,7 @@
         </w:tc>
         <w:tc>
           <w:tcPr>
-            <w:tcW w:type="dxa" w:w="1080"/>
+            <w:tcW w:type="dxa" w:w="1530"/>
           </w:tcPr>
           <w:p>
             <w:r/>
@@ -782,7 +798,15 @@
         </w:tc>
         <w:tc>
           <w:tcPr>
-            <w:tcW w:type="dxa" w:w="1080"/>
+            <w:tcW w:type="dxa" w:w="1530"/>
+          </w:tcPr>
+          <w:p>
+            <w:r/>
+          </w:p>
+        </w:tc>
+        <w:tc>
+          <w:tcPr>
+            <w:tcW w:type="dxa" w:w="1530"/>
           </w:tcPr>
           <w:p>
             <w:r/>
@@ -791,7 +815,7 @@
       </w:tr>
     </w:tbl>
     <w:sectPr>
-      <w:pgSz w:w="12240" w:h="15840"/>
+      <w:pgSz w:w="15840" w:h="12240" w:orient="landscape"/>
       <w:pgMar w:top="1440" w:right="1800" w:bottom="1440" w:left="1800" w:header="720" w:footer="720" w:gutter="0"/>
       <w:cols w:space="720"/>
       <w:docGrid w:linePitch="360"/>

--- a/AI TEACHER_timetable.docx
+++ b/AI TEACHER_timetable.docx
@@ -255,11 +255,7 @@
             <w:tcW w:type="dxa" w:w="1530"/>
           </w:tcPr>
           <w:p>
-            <w:r>
-              <w:t>6B</w:t>
-              <w:br/>
-              <w:t>AI</w:t>
-            </w:r>
+            <w:r/>
           </w:p>
         </w:tc>
         <w:tc>
@@ -411,7 +407,11 @@
             <w:tcW w:type="dxa" w:w="1530"/>
           </w:tcPr>
           <w:p>
-            <w:r/>
+            <w:r>
+              <w:t>6B</w:t>
+              <w:br/>
+              <w:t>AI</w:t>
+            </w:r>
           </w:p>
         </w:tc>
         <w:tc>
@@ -547,7 +547,11 @@
             <w:tcW w:type="dxa" w:w="1530"/>
           </w:tcPr>
           <w:p>
-            <w:r/>
+            <w:r>
+              <w:t>8A</w:t>
+              <w:br/>
+              <w:t>AI</w:t>
+            </w:r>
           </w:p>
         </w:tc>
         <w:tc>
@@ -643,11 +647,7 @@
             <w:tcW w:type="dxa" w:w="1530"/>
           </w:tcPr>
           <w:p>
-            <w:r>
-              <w:t>8A</w:t>
-              <w:br/>
-              <w:t>AI</w:t>
-            </w:r>
+            <w:r/>
           </w:p>
         </w:tc>
         <w:tc>

--- a/AI TEACHER_timetable.docx
+++ b/AI TEACHER_timetable.docx
@@ -12,7 +12,7 @@
     </w:p>
     <w:p>
       <w:r>
-        <w:t>Total Weekly Periods: 8</w:t>
+        <w:t>Total Weekly Periods: 6</w:t>
       </w:r>
     </w:p>
     <w:tbl>
@@ -395,11 +395,7 @@
             <w:tcW w:type="dxa" w:w="1530"/>
           </w:tcPr>
           <w:p>
-            <w:r>
-              <w:t>6B</w:t>
-              <w:br/>
-              <w:t>AI</w:t>
-            </w:r>
+            <w:r/>
           </w:p>
         </w:tc>
         <w:tc>
@@ -547,11 +543,7 @@
             <w:tcW w:type="dxa" w:w="1530"/>
           </w:tcPr>
           <w:p>
-            <w:r>
-              <w:t>8A</w:t>
-              <w:br/>
-              <w:t>AI</w:t>
-            </w:r>
+            <w:r/>
           </w:p>
         </w:tc>
         <w:tc>
@@ -615,11 +607,7 @@
             <w:tcW w:type="dxa" w:w="1530"/>
           </w:tcPr>
           <w:p>
-            <w:r>
-              <w:t>8A</w:t>
-              <w:br/>
-              <w:t>AI</w:t>
-            </w:r>
+            <w:r/>
           </w:p>
         </w:tc>
         <w:tc>
@@ -765,7 +753,11 @@
             <w:tcW w:type="dxa" w:w="1530"/>
           </w:tcPr>
           <w:p>
-            <w:r/>
+            <w:r>
+              <w:t>6B</w:t>
+              <w:br/>
+              <w:t>AI</w:t>
+            </w:r>
           </w:p>
         </w:tc>
         <w:tc>

--- a/AI TEACHER_timetable.docx
+++ b/AI TEACHER_timetable.docx
@@ -12,7 +12,7 @@
     </w:p>
     <w:p>
       <w:r>
-        <w:t>Total Weekly Periods: 6</w:t>
+        <w:t>Total Weekly Periods: 8</w:t>
       </w:r>
     </w:p>
     <w:tbl>
@@ -607,7 +607,11 @@
             <w:tcW w:type="dxa" w:w="1530"/>
           </w:tcPr>
           <w:p>
-            <w:r/>
+            <w:r>
+              <w:t>8A</w:t>
+              <w:br/>
+              <w:t>AI</w:t>
+            </w:r>
           </w:p>
         </w:tc>
         <w:tc>
@@ -765,7 +769,11 @@
             <w:tcW w:type="dxa" w:w="1530"/>
           </w:tcPr>
           <w:p>
-            <w:r/>
+            <w:r>
+              <w:t>8A</w:t>
+              <w:br/>
+              <w:t>AI</w:t>
+            </w:r>
           </w:p>
         </w:tc>
         <w:tc>
